--- a/work_agents/Daniel - Project Manager /deliverables/0-DAT-3001_0.docx
+++ b/work_agents/Daniel - Project Manager /deliverables/0-DAT-3001_0.docx
@@ -109,29 +109,7 @@
           </w:tcPr>
           <w:p>
             <w:r>
-              <w:t>DAT (Planning)</w:t>
-            </w:r>
-          </w:p>
-        </w:tc>
-      </w:tr>
-      <w:tr>
-        <w:tc>
-          <w:tcPr>
-            <w:tcW w:type="dxa" w:w="4320"/>
-          </w:tcPr>
-          <w:p>
-            <w:r>
-              <w:t>Date of Issue</w:t>
-            </w:r>
-          </w:p>
-        </w:tc>
-        <w:tc>
-          <w:tcPr>
-            <w:tcW w:type="dxa" w:w="4320"/>
-          </w:tcPr>
-          <w:p>
-            <w:r>
-              <w:t>2026-03-28</w:t>
+              <w:t>DAT (Project Administration)</w:t>
             </w:r>
           </w:p>
         </w:tc>
@@ -165,6 +143,28 @@
           </w:tcPr>
           <w:p>
             <w:r>
+              <w:t>Date</w:t>
+            </w:r>
+          </w:p>
+        </w:tc>
+        <w:tc>
+          <w:tcPr>
+            <w:tcW w:type="dxa" w:w="4320"/>
+          </w:tcPr>
+          <w:p>
+            <w:r>
+              <w:t>2026-04-04</w:t>
+            </w:r>
+          </w:p>
+        </w:tc>
+      </w:tr>
+      <w:tr>
+        <w:tc>
+          <w:tcPr>
+            <w:tcW w:type="dxa" w:w="4320"/>
+          </w:tcPr>
+          <w:p>
+            <w:r>
               <w:t>Project</w:t>
             </w:r>
           </w:p>
@@ -175,7 +175,7 @@
           </w:tcPr>
           <w:p>
             <w:r>
-              <w:t>MEG Transfer Pump Skid</w:t>
+              <w:t>Y-Office Tower</w:t>
             </w:r>
           </w:p>
         </w:tc>
@@ -197,7 +197,7 @@
           </w:tcPr>
           <w:p>
             <w:r>
-              <w:t>B Star Chemetics</w:t>
+              <w:t>AE Prime</w:t>
             </w:r>
           </w:p>
         </w:tc>
@@ -219,7 +219,7 @@
           </w:tcPr>
           <w:p>
             <w:r>
-              <w:t>Sarnia, Canada</w:t>
+              <w:t>New Cairo, Egypt</w:t>
             </w:r>
           </w:p>
         </w:tc>
@@ -241,7 +241,29 @@
           </w:tcPr>
           <w:p>
             <w:r>
-              <w:t>PM (Originator)</w:t>
+              <w:t>Project Management Team</w:t>
+            </w:r>
+          </w:p>
+        </w:tc>
+      </w:tr>
+      <w:tr>
+        <w:tc>
+          <w:tcPr>
+            <w:tcW w:type="dxa" w:w="4320"/>
+          </w:tcPr>
+          <w:p>
+            <w:r>
+              <w:t>Originator</w:t>
+            </w:r>
+          </w:p>
+        </w:tc>
+        <w:tc>
+          <w:tcPr>
+            <w:tcW w:type="dxa" w:w="4320"/>
+          </w:tcPr>
+          <w:p>
+            <w:r>
+              <w:t>PM</w:t>
             </w:r>
           </w:p>
         </w:tc>
@@ -274,12 +296,12 @@
         <w:pStyle w:val="Heading2"/>
       </w:pPr>
       <w:r>
-        <w:t>1.0 Purpose</w:t>
+        <w:t>1. Purpose</w:t>
       </w:r>
     </w:p>
     <w:p>
       <w:r>
-        <w:t>This document is part of Planning (WBS 0-3) and provides the project schedule, identifying the total number of documents (deliverables) required.</w:t>
+        <w:t>This document presents the Project Schedule for the Y-Office Tower project, outlining key milestones derived from the comprehensive document register. Its purpose is to provide a high-level overview of critical deliverables and their due dates, ensuring all stakeholders are aligned with the project's timeline and progress. This schedule serves as a foundational reference for project planning, monitoring, and control.</w:t>
       </w:r>
     </w:p>
     <w:p>
@@ -287,17 +309,17 @@
         <w:pStyle w:val="Heading2"/>
       </w:pPr>
       <w:r>
-        <w:t>2.0 Project Context</w:t>
+        <w:t>2. Project Overview</w:t>
       </w:r>
     </w:p>
     <w:p>
       <w:r>
-        <w:t>This project involves the engineering, procurement, and construction of a Monoethylene Glycol (MEG) Transfer Pump Skid for B Star Chemetics, located in Sarnia, Canada. The skid is designed around a horizontal centrifugal pump, specifically engineered for the transfer of MEG.</w:t>
+        <w:t>The Y-Office Tower project involves the design and engineering of a significant commercial development in New Cairo, Egypt. This project encompasses a high-rise structure with a deep basement, requiring robust design considerations across all engineering disciplines.</w:t>
       </w:r>
     </w:p>
     <w:p>
       <w:r>
-        <w:t>Key Process Parameters:</w:t>
+        <w:t>Key Project Data:</w:t>
       </w:r>
     </w:p>
     <w:p>
@@ -305,7 +327,7 @@
         <w:pStyle w:val="ListBullet"/>
       </w:pPr>
       <w:r>
-        <w:t xml:space="preserve">  Fluid: Monoethylene Glycol (MEG), 95% by weight</w:t>
+        <w:t xml:space="preserve">  Project Name: Y-Office Tower</w:t>
       </w:r>
     </w:p>
     <w:p>
@@ -313,7 +335,7 @@
         <w:pStyle w:val="ListBullet"/>
       </w:pPr>
       <w:r>
-        <w:t xml:space="preserve">  Flow Rate: 45 m³/h</w:t>
+        <w:t xml:space="preserve">  Client: AE Prime</w:t>
       </w:r>
     </w:p>
     <w:p>
@@ -321,7 +343,7 @@
         <w:pStyle w:val="ListBullet"/>
       </w:pPr>
       <w:r>
-        <w:t xml:space="preserve">  Discharge Pressure: 10 bar</w:t>
+        <w:t xml:space="preserve">  Location: New Cairo, Egypt</w:t>
       </w:r>
     </w:p>
     <w:p>
@@ -329,7 +351,47 @@
         <w:pStyle w:val="ListBullet"/>
       </w:pPr>
       <w:r>
-        <w:t xml:space="preserve">  Operating Temperature: 65 °C</w:t>
+        <w:t xml:space="preserve">  Project End Date: 2026-08-01</w:t>
+      </w:r>
+    </w:p>
+    <w:p>
+      <w:pPr>
+        <w:pStyle w:val="ListBullet"/>
+      </w:pPr>
+      <w:r>
+        <w:t xml:space="preserve">  Active Risk Flags:</w:t>
+      </w:r>
+    </w:p>
+    <w:p>
+      <w:pPr>
+        <w:pStyle w:val="ListBullet"/>
+      </w:pPr>
+      <w:r>
+        <w:t xml:space="preserve">  medium_voltage_intake: Requires careful planning for utility coordination and electrical infrastructure design.</w:t>
+      </w:r>
+    </w:p>
+    <w:p>
+      <w:pPr>
+        <w:pStyle w:val="ListBullet"/>
+      </w:pPr>
+      <w:r>
+        <w:t xml:space="preserve">  standby_power_required: Necessitates integrated design for emergency power systems (generators, UPS).</w:t>
+      </w:r>
+    </w:p>
+    <w:p>
+      <w:pPr>
+        <w:pStyle w:val="ListBullet"/>
+      </w:pPr>
+      <w:r>
+        <w:t xml:space="preserve">  high_rise: Implies complex structural analysis, advanced fire safety systems, vertical transportation, and intricate MEP distribution.</w:t>
+      </w:r>
+    </w:p>
+    <w:p>
+      <w:pPr>
+        <w:pStyle w:val="ListBullet"/>
+      </w:pPr>
+      <w:r>
+        <w:t xml:space="preserve">  deep_basement: Demands specialized geotechnical, structural, and waterproofing solutions, along with extensive excavation planning.</w:t>
       </w:r>
     </w:p>
     <w:p>
@@ -337,25 +399,12 @@
         <w:pStyle w:val="Heading2"/>
       </w:pPr>
       <w:r>
-        <w:t>3.0 Project Schedule Overview</w:t>
+        <w:t>3. Milestone Schedule</w:t>
       </w:r>
     </w:p>
     <w:p>
       <w:r>
-        <w:t>The overall project is targeted for completion by 2026-08-01. This Project Schedule outlines the planned sequence and due dates for all formal project deliverables, ensuring a structured approach to project execution and timely progress tracking. A total of 11 formal documents have been identified as key deliverables for this project.</w:t>
-      </w:r>
-    </w:p>
-    <w:p>
-      <w:pPr>
-        <w:pStyle w:val="Heading2"/>
-      </w:pPr>
-      <w:r>
-        <w:t>4.0 Project Deliverables Register</w:t>
-      </w:r>
-    </w:p>
-    <w:p>
-      <w:r>
-        <w:t>The following table details all identified project deliverables, specifying their unique ID, the responsible engineering discipline, the scheduled due date, and the document title. This register serves as the primary reference for document control and schedule adherence.</w:t>
+        <w:t>The following table presents a selection of critical project deliverables, identified as key milestones, extracted from the full document register. These milestones represent significant phases of design completion, major report submissions, and final engineering outputs across all disciplines.</w:t>
       </w:r>
     </w:p>
     <w:tbl>
@@ -380,7 +429,7 @@
               <w:rPr>
                 <w:b/>
               </w:rPr>
-              <w:t>Document ID</w:t>
+              <w:t>ID</w:t>
             </w:r>
           </w:p>
         </w:tc>
@@ -393,7 +442,7 @@
               <w:rPr>
                 <w:b/>
               </w:rPr>
-              <w:t>Responsible Engineer</w:t>
+              <w:t>Discipline</w:t>
             </w:r>
           </w:p>
         </w:tc>
@@ -419,7 +468,91 @@
               <w:rPr>
                 <w:b/>
               </w:rPr>
-              <w:t>Document Title</w:t>
+              <w:t>Title</w:t>
+            </w:r>
+          </w:p>
+        </w:tc>
+      </w:tr>
+      <w:tr>
+        <w:tc>
+          <w:tcPr>
+            <w:tcW w:type="dxa" w:w="2160"/>
+          </w:tcPr>
+          <w:p>
+            <w:r>
+              <w:t>PRJ.23026-GE-REP-0001</w:t>
+            </w:r>
+          </w:p>
+        </w:tc>
+        <w:tc>
+          <w:tcPr>
+            <w:tcW w:type="dxa" w:w="2160"/>
+          </w:tcPr>
+          <w:p>
+            <w:r>
+              <w:t>PM</w:t>
+            </w:r>
+          </w:p>
+        </w:tc>
+        <w:tc>
+          <w:tcPr>
+            <w:tcW w:type="dxa" w:w="2160"/>
+          </w:tcPr>
+          <w:p>
+            <w:r>
+              <w:t>2026-02-28</w:t>
+            </w:r>
+          </w:p>
+        </w:tc>
+        <w:tc>
+          <w:tcPr>
+            <w:tcW w:type="dxa" w:w="2160"/>
+          </w:tcPr>
+          <w:p>
+            <w:r>
+              <w:t>Architectural and Structural Concept Design Report</w:t>
+            </w:r>
+          </w:p>
+        </w:tc>
+      </w:tr>
+      <w:tr>
+        <w:tc>
+          <w:tcPr>
+            <w:tcW w:type="dxa" w:w="2160"/>
+          </w:tcPr>
+          <w:p>
+            <w:r>
+              <w:t>PRJ.23026-GE-REP-0002</w:t>
+            </w:r>
+          </w:p>
+        </w:tc>
+        <w:tc>
+          <w:tcPr>
+            <w:tcW w:type="dxa" w:w="2160"/>
+          </w:tcPr>
+          <w:p>
+            <w:r>
+              <w:t>PM</w:t>
+            </w:r>
+          </w:p>
+        </w:tc>
+        <w:tc>
+          <w:tcPr>
+            <w:tcW w:type="dxa" w:w="2160"/>
+          </w:tcPr>
+          <w:p>
+            <w:r>
+              <w:t>2026-02-28</w:t>
+            </w:r>
+          </w:p>
+        </w:tc>
+        <w:tc>
+          <w:tcPr>
+            <w:tcW w:type="dxa" w:w="2160"/>
+          </w:tcPr>
+          <w:p>
+            <w:r>
+              <w:t>MEP Concept Design Report</w:t>
             </w:r>
           </w:p>
         </w:tc>
@@ -462,6 +595,300 @@
           <w:p>
             <w:r>
               <w:t>Document Register</w:t>
+            </w:r>
+          </w:p>
+        </w:tc>
+      </w:tr>
+      <w:tr>
+        <w:tc>
+          <w:tcPr>
+            <w:tcW w:type="dxa" w:w="2160"/>
+          </w:tcPr>
+          <w:p>
+            <w:r>
+              <w:t>PRJ.23026-AR-DWP-1001</w:t>
+            </w:r>
+          </w:p>
+        </w:tc>
+        <w:tc>
+          <w:tcPr>
+            <w:tcW w:type="dxa" w:w="2160"/>
+          </w:tcPr>
+          <w:p>
+            <w:r>
+              <w:t>Architect</w:t>
+            </w:r>
+          </w:p>
+        </w:tc>
+        <w:tc>
+          <w:tcPr>
+            <w:tcW w:type="dxa" w:w="2160"/>
+          </w:tcPr>
+          <w:p>
+            <w:r>
+              <w:t>2026-03-14</w:t>
+            </w:r>
+          </w:p>
+        </w:tc>
+        <w:tc>
+          <w:tcPr>
+            <w:tcW w:type="dxa" w:w="2160"/>
+          </w:tcPr>
+          <w:p>
+            <w:r>
+              <w:t>Schematic Architecture Drawings</w:t>
+            </w:r>
+          </w:p>
+        </w:tc>
+      </w:tr>
+      <w:tr>
+        <w:tc>
+          <w:tcPr>
+            <w:tcW w:type="dxa" w:w="2160"/>
+          </w:tcPr>
+          <w:p>
+            <w:r>
+              <w:t>PRJ.23026-ST-DWP-9001</w:t>
+            </w:r>
+          </w:p>
+        </w:tc>
+        <w:tc>
+          <w:tcPr>
+            <w:tcW w:type="dxa" w:w="2160"/>
+          </w:tcPr>
+          <w:p>
+            <w:r>
+              <w:t>Structural Engineer</w:t>
+            </w:r>
+          </w:p>
+        </w:tc>
+        <w:tc>
+          <w:tcPr>
+            <w:tcW w:type="dxa" w:w="2160"/>
+          </w:tcPr>
+          <w:p>
+            <w:r>
+              <w:t>2026-03-14</w:t>
+            </w:r>
+          </w:p>
+        </w:tc>
+        <w:tc>
+          <w:tcPr>
+            <w:tcW w:type="dxa" w:w="2160"/>
+          </w:tcPr>
+          <w:p>
+            <w:r>
+              <w:t>Schematic Structural Drawings</w:t>
+            </w:r>
+          </w:p>
+        </w:tc>
+      </w:tr>
+      <w:tr>
+        <w:tc>
+          <w:tcPr>
+            <w:tcW w:type="dxa" w:w="2160"/>
+          </w:tcPr>
+          <w:p>
+            <w:r>
+              <w:t>PRJ.23026-HV-DWP-3001</w:t>
+            </w:r>
+          </w:p>
+        </w:tc>
+        <w:tc>
+          <w:tcPr>
+            <w:tcW w:type="dxa" w:w="2160"/>
+          </w:tcPr>
+          <w:p>
+            <w:r>
+              <w:t>HVAC Engineer</w:t>
+            </w:r>
+          </w:p>
+        </w:tc>
+        <w:tc>
+          <w:tcPr>
+            <w:tcW w:type="dxa" w:w="2160"/>
+          </w:tcPr>
+          <w:p>
+            <w:r>
+              <w:t>2026-03-14</w:t>
+            </w:r>
+          </w:p>
+        </w:tc>
+        <w:tc>
+          <w:tcPr>
+            <w:tcW w:type="dxa" w:w="2160"/>
+          </w:tcPr>
+          <w:p>
+            <w:r>
+              <w:t>Schematic HVAC Drawings</w:t>
+            </w:r>
+          </w:p>
+        </w:tc>
+      </w:tr>
+      <w:tr>
+        <w:tc>
+          <w:tcPr>
+            <w:tcW w:type="dxa" w:w="2160"/>
+          </w:tcPr>
+          <w:p>
+            <w:r>
+              <w:t>PRJ.23026-PL-DWP-7001</w:t>
+            </w:r>
+          </w:p>
+        </w:tc>
+        <w:tc>
+          <w:tcPr>
+            <w:tcW w:type="dxa" w:w="2160"/>
+          </w:tcPr>
+          <w:p>
+            <w:r>
+              <w:t>Plumbing Engineer</w:t>
+            </w:r>
+          </w:p>
+        </w:tc>
+        <w:tc>
+          <w:tcPr>
+            <w:tcW w:type="dxa" w:w="2160"/>
+          </w:tcPr>
+          <w:p>
+            <w:r>
+              <w:t>2026-03-14</w:t>
+            </w:r>
+          </w:p>
+        </w:tc>
+        <w:tc>
+          <w:tcPr>
+            <w:tcW w:type="dxa" w:w="2160"/>
+          </w:tcPr>
+          <w:p>
+            <w:r>
+              <w:t>Schematic Plumbing Drawings</w:t>
+            </w:r>
+          </w:p>
+        </w:tc>
+      </w:tr>
+      <w:tr>
+        <w:tc>
+          <w:tcPr>
+            <w:tcW w:type="dxa" w:w="2160"/>
+          </w:tcPr>
+          <w:p>
+            <w:r>
+              <w:t>PRJ.23026-FF-DWP-4001</w:t>
+            </w:r>
+          </w:p>
+        </w:tc>
+        <w:tc>
+          <w:tcPr>
+            <w:tcW w:type="dxa" w:w="2160"/>
+          </w:tcPr>
+          <w:p>
+            <w:r>
+              <w:t>Fire Fighting Eng.</w:t>
+            </w:r>
+          </w:p>
+        </w:tc>
+        <w:tc>
+          <w:tcPr>
+            <w:tcW w:type="dxa" w:w="2160"/>
+          </w:tcPr>
+          <w:p>
+            <w:r>
+              <w:t>2026-03-14</w:t>
+            </w:r>
+          </w:p>
+        </w:tc>
+        <w:tc>
+          <w:tcPr>
+            <w:tcW w:type="dxa" w:w="2160"/>
+          </w:tcPr>
+          <w:p>
+            <w:r>
+              <w:t>Schematic Fire Fighting Drawings</w:t>
+            </w:r>
+          </w:p>
+        </w:tc>
+      </w:tr>
+      <w:tr>
+        <w:tc>
+          <w:tcPr>
+            <w:tcW w:type="dxa" w:w="2160"/>
+          </w:tcPr>
+          <w:p>
+            <w:r>
+              <w:t>PRJ.23026-LC-DWP-6001</w:t>
+            </w:r>
+          </w:p>
+        </w:tc>
+        <w:tc>
+          <w:tcPr>
+            <w:tcW w:type="dxa" w:w="2160"/>
+          </w:tcPr>
+          <w:p>
+            <w:r>
+              <w:t>Low Current Engineer</w:t>
+            </w:r>
+          </w:p>
+        </w:tc>
+        <w:tc>
+          <w:tcPr>
+            <w:tcW w:type="dxa" w:w="2160"/>
+          </w:tcPr>
+          <w:p>
+            <w:r>
+              <w:t>2026-03-14</w:t>
+            </w:r>
+          </w:p>
+        </w:tc>
+        <w:tc>
+          <w:tcPr>
+            <w:tcW w:type="dxa" w:w="2160"/>
+          </w:tcPr>
+          <w:p>
+            <w:r>
+              <w:t>Schematic Low Current Drawings</w:t>
+            </w:r>
+          </w:p>
+        </w:tc>
+      </w:tr>
+      <w:tr>
+        <w:tc>
+          <w:tcPr>
+            <w:tcW w:type="dxa" w:w="2160"/>
+          </w:tcPr>
+          <w:p>
+            <w:r>
+              <w:t>PRJ.23026-EL-DWP-5001</w:t>
+            </w:r>
+          </w:p>
+        </w:tc>
+        <w:tc>
+          <w:tcPr>
+            <w:tcW w:type="dxa" w:w="2160"/>
+          </w:tcPr>
+          <w:p>
+            <w:r>
+              <w:t>Electrical Engineer</w:t>
+            </w:r>
+          </w:p>
+        </w:tc>
+        <w:tc>
+          <w:tcPr>
+            <w:tcW w:type="dxa" w:w="2160"/>
+          </w:tcPr>
+          <w:p>
+            <w:r>
+              <w:t>2026-03-14</w:t>
+            </w:r>
+          </w:p>
+        </w:tc>
+        <w:tc>
+          <w:tcPr>
+            <w:tcW w:type="dxa" w:w="2160"/>
+          </w:tcPr>
+          <w:p>
+            <w:r>
+              <w:t>Schematic Electrical Drawings</w:t>
             </w:r>
           </w:p>
         </w:tc>
@@ -535,7 +962,7 @@
           </w:tcPr>
           <w:p>
             <w:r>
-              <w:t>2026-03-28</w:t>
+              <w:t>2026-04-04</w:t>
             </w:r>
           </w:p>
         </w:tc>
@@ -557,7 +984,7 @@
           </w:tcPr>
           <w:p>
             <w:r>
-              <w:t>1-PRC-0001</w:t>
+              <w:t>PRJ.23026-ST-REP-9001</w:t>
             </w:r>
           </w:p>
         </w:tc>
@@ -567,7 +994,7 @@
           </w:tcPr>
           <w:p>
             <w:r>
-              <w:t>Process Engineer</w:t>
+              <w:t>Structural Engineer</w:t>
             </w:r>
           </w:p>
         </w:tc>
@@ -577,7 +1004,7 @@
           </w:tcPr>
           <w:p>
             <w:r>
-              <w:t>2026-06-20</w:t>
+              <w:t>2026-04-18</w:t>
             </w:r>
           </w:p>
         </w:tc>
@@ -587,7 +1014,7 @@
           </w:tcPr>
           <w:p>
             <w:r>
-              <w:t>Process Design Criteria</w:t>
+              <w:t>Structural Calculation Report</w:t>
             </w:r>
           </w:p>
         </w:tc>
@@ -599,7 +1026,7 @@
           </w:tcPr>
           <w:p>
             <w:r>
-              <w:t>1-CAL-XXXX</w:t>
+              <w:t>PRJ.23026-HV-CAL-3001</w:t>
             </w:r>
           </w:p>
         </w:tc>
@@ -609,7 +1036,91 @@
           </w:tcPr>
           <w:p>
             <w:r>
-              <w:t>Process Engineer</w:t>
+              <w:t>HVAC Engineer</w:t>
+            </w:r>
+          </w:p>
+        </w:tc>
+        <w:tc>
+          <w:tcPr>
+            <w:tcW w:type="dxa" w:w="2160"/>
+          </w:tcPr>
+          <w:p>
+            <w:r>
+              <w:t>2026-05-02</w:t>
+            </w:r>
+          </w:p>
+        </w:tc>
+        <w:tc>
+          <w:tcPr>
+            <w:tcW w:type="dxa" w:w="2160"/>
+          </w:tcPr>
+          <w:p>
+            <w:r>
+              <w:t>Heat Load Calculation Report</w:t>
+            </w:r>
+          </w:p>
+        </w:tc>
+      </w:tr>
+      <w:tr>
+        <w:tc>
+          <w:tcPr>
+            <w:tcW w:type="dxa" w:w="2160"/>
+          </w:tcPr>
+          <w:p>
+            <w:r>
+              <w:t>PRJ.23026-PL-CAL-7001</w:t>
+            </w:r>
+          </w:p>
+        </w:tc>
+        <w:tc>
+          <w:tcPr>
+            <w:tcW w:type="dxa" w:w="2160"/>
+          </w:tcPr>
+          <w:p>
+            <w:r>
+              <w:t>Plumbing Engineer</w:t>
+            </w:r>
+          </w:p>
+        </w:tc>
+        <w:tc>
+          <w:tcPr>
+            <w:tcW w:type="dxa" w:w="2160"/>
+          </w:tcPr>
+          <w:p>
+            <w:r>
+              <w:t>2026-05-02</w:t>
+            </w:r>
+          </w:p>
+        </w:tc>
+        <w:tc>
+          <w:tcPr>
+            <w:tcW w:type="dxa" w:w="2160"/>
+          </w:tcPr>
+          <w:p>
+            <w:r>
+              <w:t>Plumbing Calculation Report</w:t>
+            </w:r>
+          </w:p>
+        </w:tc>
+      </w:tr>
+      <w:tr>
+        <w:tc>
+          <w:tcPr>
+            <w:tcW w:type="dxa" w:w="2160"/>
+          </w:tcPr>
+          <w:p>
+            <w:r>
+              <w:t>PRJ.23026-AR-MOD-1001</w:t>
+            </w:r>
+          </w:p>
+        </w:tc>
+        <w:tc>
+          <w:tcPr>
+            <w:tcW w:type="dxa" w:w="2160"/>
+          </w:tcPr>
+          <w:p>
+            <w:r>
+              <w:t>Architect</w:t>
             </w:r>
           </w:p>
         </w:tc>
@@ -629,7 +1140,7 @@
           </w:tcPr>
           <w:p>
             <w:r>
-              <w:t>Process Calculations</w:t>
+              <w:t>Architectural Revit Model (LOD 350)</w:t>
             </w:r>
           </w:p>
         </w:tc>
@@ -641,7 +1152,7 @@
           </w:tcPr>
           <w:p>
             <w:r>
-              <w:t>4-PRC-0007</w:t>
+              <w:t>PRJ.23026-ST-MOD-9001</w:t>
             </w:r>
           </w:p>
         </w:tc>
@@ -651,7 +1162,7 @@
           </w:tcPr>
           <w:p>
             <w:r>
-              <w:t>Mechanical Engineer</w:t>
+              <w:t>Structural Engineer</w:t>
             </w:r>
           </w:p>
         </w:tc>
@@ -661,7 +1172,7 @@
           </w:tcPr>
           <w:p>
             <w:r>
-              <w:t>2026-04-25</w:t>
+              <w:t>2026-05-09</w:t>
             </w:r>
           </w:p>
         </w:tc>
@@ -671,7 +1182,7 @@
           </w:tcPr>
           <w:p>
             <w:r>
-              <w:t>Pump Calculation Procedure</w:t>
+              <w:t>Structural Revit Model (LOD 350)</w:t>
             </w:r>
           </w:p>
         </w:tc>
@@ -683,7 +1194,7 @@
           </w:tcPr>
           <w:p>
             <w:r>
-              <w:t>4-CAL-0001</w:t>
+              <w:t>PRJ.23026-FF-REP-4002</w:t>
             </w:r>
           </w:p>
         </w:tc>
@@ -693,7 +1204,7 @@
           </w:tcPr>
           <w:p>
             <w:r>
-              <w:t>Mechanical Engineer</w:t>
+              <w:t>Fire Fighting Eng.</w:t>
             </w:r>
           </w:p>
         </w:tc>
@@ -703,7 +1214,7 @@
           </w:tcPr>
           <w:p>
             <w:r>
-              <w:t>2026-07-11</w:t>
+              <w:t>2026-05-09</w:t>
             </w:r>
           </w:p>
         </w:tc>
@@ -713,7 +1224,7 @@
           </w:tcPr>
           <w:p>
             <w:r>
-              <w:t>Pump Calculations</w:t>
+              <w:t>Fire Sprinkler Report</w:t>
             </w:r>
           </w:p>
         </w:tc>
@@ -725,7 +1236,7 @@
           </w:tcPr>
           <w:p>
             <w:r>
-              <w:t>4-DST-XXXX</w:t>
+              <w:t>PRJ.23026-EL-CAL-5001</w:t>
             </w:r>
           </w:p>
         </w:tc>
@@ -735,7 +1246,511 @@
           </w:tcPr>
           <w:p>
             <w:r>
-              <w:t>Mechanical Engineer</w:t>
+              <w:t>Electrical Engineer</w:t>
+            </w:r>
+          </w:p>
+        </w:tc>
+        <w:tc>
+          <w:tcPr>
+            <w:tcW w:type="dxa" w:w="2160"/>
+          </w:tcPr>
+          <w:p>
+            <w:r>
+              <w:t>2026-05-09</w:t>
+            </w:r>
+          </w:p>
+        </w:tc>
+        <w:tc>
+          <w:tcPr>
+            <w:tcW w:type="dxa" w:w="2160"/>
+          </w:tcPr>
+          <w:p>
+            <w:r>
+              <w:t>LUX Calculations</w:t>
+            </w:r>
+          </w:p>
+        </w:tc>
+      </w:tr>
+      <w:tr>
+        <w:tc>
+          <w:tcPr>
+            <w:tcW w:type="dxa" w:w="2160"/>
+          </w:tcPr>
+          <w:p>
+            <w:r>
+              <w:t>PRJ.23026-HV-MOD-3001</w:t>
+            </w:r>
+          </w:p>
+        </w:tc>
+        <w:tc>
+          <w:tcPr>
+            <w:tcW w:type="dxa" w:w="2160"/>
+          </w:tcPr>
+          <w:p>
+            <w:r>
+              <w:t>HVAC Engineer</w:t>
+            </w:r>
+          </w:p>
+        </w:tc>
+        <w:tc>
+          <w:tcPr>
+            <w:tcW w:type="dxa" w:w="2160"/>
+          </w:tcPr>
+          <w:p>
+            <w:r>
+              <w:t>2026-05-23</w:t>
+            </w:r>
+          </w:p>
+        </w:tc>
+        <w:tc>
+          <w:tcPr>
+            <w:tcW w:type="dxa" w:w="2160"/>
+          </w:tcPr>
+          <w:p>
+            <w:r>
+              <w:t>HVAC Model</w:t>
+            </w:r>
+          </w:p>
+        </w:tc>
+      </w:tr>
+      <w:tr>
+        <w:tc>
+          <w:tcPr>
+            <w:tcW w:type="dxa" w:w="2160"/>
+          </w:tcPr>
+          <w:p>
+            <w:r>
+              <w:t>PRJ.23026-PL-MOD-7001</w:t>
+            </w:r>
+          </w:p>
+        </w:tc>
+        <w:tc>
+          <w:tcPr>
+            <w:tcW w:type="dxa" w:w="2160"/>
+          </w:tcPr>
+          <w:p>
+            <w:r>
+              <w:t>Plumbing Engineer</w:t>
+            </w:r>
+          </w:p>
+        </w:tc>
+        <w:tc>
+          <w:tcPr>
+            <w:tcW w:type="dxa" w:w="2160"/>
+          </w:tcPr>
+          <w:p>
+            <w:r>
+              <w:t>2026-05-23</w:t>
+            </w:r>
+          </w:p>
+        </w:tc>
+        <w:tc>
+          <w:tcPr>
+            <w:tcW w:type="dxa" w:w="2160"/>
+          </w:tcPr>
+          <w:p>
+            <w:r>
+              <w:t>Plumbing Model</w:t>
+            </w:r>
+          </w:p>
+        </w:tc>
+      </w:tr>
+      <w:tr>
+        <w:tc>
+          <w:tcPr>
+            <w:tcW w:type="dxa" w:w="2160"/>
+          </w:tcPr>
+          <w:p>
+            <w:r>
+              <w:t>PRJ.23026-FF-MOD-4001</w:t>
+            </w:r>
+          </w:p>
+        </w:tc>
+        <w:tc>
+          <w:tcPr>
+            <w:tcW w:type="dxa" w:w="2160"/>
+          </w:tcPr>
+          <w:p>
+            <w:r>
+              <w:t>Fire Fighting Eng.</w:t>
+            </w:r>
+          </w:p>
+        </w:tc>
+        <w:tc>
+          <w:tcPr>
+            <w:tcW w:type="dxa" w:w="2160"/>
+          </w:tcPr>
+          <w:p>
+            <w:r>
+              <w:t>2026-05-23</w:t>
+            </w:r>
+          </w:p>
+        </w:tc>
+        <w:tc>
+          <w:tcPr>
+            <w:tcW w:type="dxa" w:w="2160"/>
+          </w:tcPr>
+          <w:p>
+            <w:r>
+              <w:t>Fire Fighting Model</w:t>
+            </w:r>
+          </w:p>
+        </w:tc>
+      </w:tr>
+      <w:tr>
+        <w:tc>
+          <w:tcPr>
+            <w:tcW w:type="dxa" w:w="2160"/>
+          </w:tcPr>
+          <w:p>
+            <w:r>
+              <w:t>PRJ.23026-LC-MOD-6001</w:t>
+            </w:r>
+          </w:p>
+        </w:tc>
+        <w:tc>
+          <w:tcPr>
+            <w:tcW w:type="dxa" w:w="2160"/>
+          </w:tcPr>
+          <w:p>
+            <w:r>
+              <w:t>Low Current Engineer</w:t>
+            </w:r>
+          </w:p>
+        </w:tc>
+        <w:tc>
+          <w:tcPr>
+            <w:tcW w:type="dxa" w:w="2160"/>
+          </w:tcPr>
+          <w:p>
+            <w:r>
+              <w:t>2026-05-23</w:t>
+            </w:r>
+          </w:p>
+        </w:tc>
+        <w:tc>
+          <w:tcPr>
+            <w:tcW w:type="dxa" w:w="2160"/>
+          </w:tcPr>
+          <w:p>
+            <w:r>
+              <w:t>Low Current Model</w:t>
+            </w:r>
+          </w:p>
+        </w:tc>
+      </w:tr>
+      <w:tr>
+        <w:tc>
+          <w:tcPr>
+            <w:tcW w:type="dxa" w:w="2160"/>
+          </w:tcPr>
+          <w:p>
+            <w:r>
+              <w:t>PRJ.23026-EL-MOD-5001</w:t>
+            </w:r>
+          </w:p>
+        </w:tc>
+        <w:tc>
+          <w:tcPr>
+            <w:tcW w:type="dxa" w:w="2160"/>
+          </w:tcPr>
+          <w:p>
+            <w:r>
+              <w:t>Electrical Engineer</w:t>
+            </w:r>
+          </w:p>
+        </w:tc>
+        <w:tc>
+          <w:tcPr>
+            <w:tcW w:type="dxa" w:w="2160"/>
+          </w:tcPr>
+          <w:p>
+            <w:r>
+              <w:t>2026-05-23</w:t>
+            </w:r>
+          </w:p>
+        </w:tc>
+        <w:tc>
+          <w:tcPr>
+            <w:tcW w:type="dxa" w:w="2160"/>
+          </w:tcPr>
+          <w:p>
+            <w:r>
+              <w:t>Electrical Model</w:t>
+            </w:r>
+          </w:p>
+        </w:tc>
+      </w:tr>
+      <w:tr>
+        <w:tc>
+          <w:tcPr>
+            <w:tcW w:type="dxa" w:w="2160"/>
+          </w:tcPr>
+          <w:p>
+            <w:r>
+              <w:t>PRJ.23026-AR-GEN-1001</w:t>
+            </w:r>
+          </w:p>
+        </w:tc>
+        <w:tc>
+          <w:tcPr>
+            <w:tcW w:type="dxa" w:w="2160"/>
+          </w:tcPr>
+          <w:p>
+            <w:r>
+              <w:t>Architect</w:t>
+            </w:r>
+          </w:p>
+        </w:tc>
+        <w:tc>
+          <w:tcPr>
+            <w:tcW w:type="dxa" w:w="2160"/>
+          </w:tcPr>
+          <w:p>
+            <w:r>
+              <w:t>2026-05-30</w:t>
+            </w:r>
+          </w:p>
+        </w:tc>
+        <w:tc>
+          <w:tcPr>
+            <w:tcW w:type="dxa" w:w="2160"/>
+          </w:tcPr>
+          <w:p>
+            <w:r>
+              <w:t>Architecture General Drawings</w:t>
+            </w:r>
+          </w:p>
+        </w:tc>
+      </w:tr>
+      <w:tr>
+        <w:tc>
+          <w:tcPr>
+            <w:tcW w:type="dxa" w:w="2160"/>
+          </w:tcPr>
+          <w:p>
+            <w:r>
+              <w:t>PRJ.23026-ST-DGN-9001</w:t>
+            </w:r>
+          </w:p>
+        </w:tc>
+        <w:tc>
+          <w:tcPr>
+            <w:tcW w:type="dxa" w:w="2160"/>
+          </w:tcPr>
+          <w:p>
+            <w:r>
+              <w:t>Structural Engineer</w:t>
+            </w:r>
+          </w:p>
+        </w:tc>
+        <w:tc>
+          <w:tcPr>
+            <w:tcW w:type="dxa" w:w="2160"/>
+          </w:tcPr>
+          <w:p>
+            <w:r>
+              <w:t>2026-05-30</w:t>
+            </w:r>
+          </w:p>
+        </w:tc>
+        <w:tc>
+          <w:tcPr>
+            <w:tcW w:type="dxa" w:w="2160"/>
+          </w:tcPr>
+          <w:p>
+            <w:r>
+              <w:t>Structural General Notes Drawings</w:t>
+            </w:r>
+          </w:p>
+        </w:tc>
+      </w:tr>
+      <w:tr>
+        <w:tc>
+          <w:tcPr>
+            <w:tcW w:type="dxa" w:w="2160"/>
+          </w:tcPr>
+          <w:p>
+            <w:r>
+              <w:t>PRJ.23026-HV-DKS-3001</w:t>
+            </w:r>
+          </w:p>
+        </w:tc>
+        <w:tc>
+          <w:tcPr>
+            <w:tcW w:type="dxa" w:w="2160"/>
+          </w:tcPr>
+          <w:p>
+            <w:r>
+              <w:t>HVAC Engineer</w:t>
+            </w:r>
+          </w:p>
+        </w:tc>
+        <w:tc>
+          <w:tcPr>
+            <w:tcW w:type="dxa" w:w="2160"/>
+          </w:tcPr>
+          <w:p>
+            <w:r>
+              <w:t>2026-05-30</w:t>
+            </w:r>
+          </w:p>
+        </w:tc>
+        <w:tc>
+          <w:tcPr>
+            <w:tcW w:type="dxa" w:w="2160"/>
+          </w:tcPr>
+          <w:p>
+            <w:r>
+              <w:t>HVAC Duct Work System Drawings</w:t>
+            </w:r>
+          </w:p>
+        </w:tc>
+      </w:tr>
+      <w:tr>
+        <w:tc>
+          <w:tcPr>
+            <w:tcW w:type="dxa" w:w="2160"/>
+          </w:tcPr>
+          <w:p>
+            <w:r>
+              <w:t>PRJ.23026-PL-WSS-7001</w:t>
+            </w:r>
+          </w:p>
+        </w:tc>
+        <w:tc>
+          <w:tcPr>
+            <w:tcW w:type="dxa" w:w="2160"/>
+          </w:tcPr>
+          <w:p>
+            <w:r>
+              <w:t>Plumbing Engineer</w:t>
+            </w:r>
+          </w:p>
+        </w:tc>
+        <w:tc>
+          <w:tcPr>
+            <w:tcW w:type="dxa" w:w="2160"/>
+          </w:tcPr>
+          <w:p>
+            <w:r>
+              <w:t>2026-05-30</w:t>
+            </w:r>
+          </w:p>
+        </w:tc>
+        <w:tc>
+          <w:tcPr>
+            <w:tcW w:type="dxa" w:w="2160"/>
+          </w:tcPr>
+          <w:p>
+            <w:r>
+              <w:t>Water Supply System Layout Drawings</w:t>
+            </w:r>
+          </w:p>
+        </w:tc>
+      </w:tr>
+      <w:tr>
+        <w:tc>
+          <w:tcPr>
+            <w:tcW w:type="dxa" w:w="2160"/>
+          </w:tcPr>
+          <w:p>
+            <w:r>
+              <w:t>PRJ.23026-FF-FFS-4001</w:t>
+            </w:r>
+          </w:p>
+        </w:tc>
+        <w:tc>
+          <w:tcPr>
+            <w:tcW w:type="dxa" w:w="2160"/>
+          </w:tcPr>
+          <w:p>
+            <w:r>
+              <w:t>Fire Fighting Eng.</w:t>
+            </w:r>
+          </w:p>
+        </w:tc>
+        <w:tc>
+          <w:tcPr>
+            <w:tcW w:type="dxa" w:w="2160"/>
+          </w:tcPr>
+          <w:p>
+            <w:r>
+              <w:t>2026-05-30</w:t>
+            </w:r>
+          </w:p>
+        </w:tc>
+        <w:tc>
+          <w:tcPr>
+            <w:tcW w:type="dxa" w:w="2160"/>
+          </w:tcPr>
+          <w:p>
+            <w:r>
+              <w:t>Fire Fighting System Layout Drawings</w:t>
+            </w:r>
+          </w:p>
+        </w:tc>
+      </w:tr>
+      <w:tr>
+        <w:tc>
+          <w:tcPr>
+            <w:tcW w:type="dxa" w:w="2160"/>
+          </w:tcPr>
+          <w:p>
+            <w:r>
+              <w:t>PRJ.23026-LC-FAS-6001</w:t>
+            </w:r>
+          </w:p>
+        </w:tc>
+        <w:tc>
+          <w:tcPr>
+            <w:tcW w:type="dxa" w:w="2160"/>
+          </w:tcPr>
+          <w:p>
+            <w:r>
+              <w:t>Low Current Engineer</w:t>
+            </w:r>
+          </w:p>
+        </w:tc>
+        <w:tc>
+          <w:tcPr>
+            <w:tcW w:type="dxa" w:w="2160"/>
+          </w:tcPr>
+          <w:p>
+            <w:r>
+              <w:t>2026-05-30</w:t>
+            </w:r>
+          </w:p>
+        </w:tc>
+        <w:tc>
+          <w:tcPr>
+            <w:tcW w:type="dxa" w:w="2160"/>
+          </w:tcPr>
+          <w:p>
+            <w:r>
+              <w:t>Fire Alarm System Drawings</w:t>
+            </w:r>
+          </w:p>
+        </w:tc>
+      </w:tr>
+      <w:tr>
+        <w:tc>
+          <w:tcPr>
+            <w:tcW w:type="dxa" w:w="2160"/>
+          </w:tcPr>
+          <w:p>
+            <w:r>
+              <w:t>PRJ.23026-EL-SLD-5001</w:t>
+            </w:r>
+          </w:p>
+        </w:tc>
+        <w:tc>
+          <w:tcPr>
+            <w:tcW w:type="dxa" w:w="2160"/>
+          </w:tcPr>
+          <w:p>
+            <w:r>
+              <w:t>Electrical Engineer</w:t>
             </w:r>
           </w:p>
         </w:tc>
@@ -755,7 +1770,7 @@
           </w:tcPr>
           <w:p>
             <w:r>
-              <w:t>Pump Data Sheets</w:t>
+              <w:t>Single Line Diagram Drawings</w:t>
             </w:r>
           </w:p>
         </w:tc>
@@ -767,7 +1782,7 @@
           </w:tcPr>
           <w:p>
             <w:r>
-              <w:t>4-SPC-0002</w:t>
+              <w:t>PRJ.23026-AR-BOQ-1001</w:t>
             </w:r>
           </w:p>
         </w:tc>
@@ -777,7 +1792,7 @@
           </w:tcPr>
           <w:p>
             <w:r>
-              <w:t>Mechanical Engineer</w:t>
+              <w:t>Architect</w:t>
             </w:r>
           </w:p>
         </w:tc>
@@ -787,7 +1802,7 @@
           </w:tcPr>
           <w:p>
             <w:r>
-              <w:t>2026-07-18</w:t>
+              <w:t>2026-06-27</w:t>
             </w:r>
           </w:p>
         </w:tc>
@@ -797,7 +1812,7 @@
           </w:tcPr>
           <w:p>
             <w:r>
-              <w:t>Horizontal Centrifugal Pumps</w:t>
+              <w:t>Architecture Bill Of Quantity</w:t>
             </w:r>
           </w:p>
         </w:tc>
@@ -809,7 +1824,7 @@
           </w:tcPr>
           <w:p>
             <w:r>
-              <w:t>4-SPC-0001</w:t>
+              <w:t>PRJ.23026-ST-BOQ-9001</w:t>
             </w:r>
           </w:p>
         </w:tc>
@@ -819,7 +1834,7 @@
           </w:tcPr>
           <w:p>
             <w:r>
-              <w:t>Mechanical Engineer</w:t>
+              <w:t>Structural Engineer</w:t>
             </w:r>
           </w:p>
         </w:tc>
@@ -829,7 +1844,7 @@
           </w:tcPr>
           <w:p>
             <w:r>
-              <w:t>2026-06-20</w:t>
+              <w:t>2026-06-27</w:t>
             </w:r>
           </w:p>
         </w:tc>
@@ -839,7 +1854,7 @@
           </w:tcPr>
           <w:p>
             <w:r>
-              <w:t>General Equipment Requirements</w:t>
+              <w:t>Structural Bill Of Quantity</w:t>
             </w:r>
           </w:p>
         </w:tc>
@@ -851,7 +1866,7 @@
           </w:tcPr>
           <w:p>
             <w:r>
-              <w:t>4-TAB-XXXX</w:t>
+              <w:t>PRJ.23026-HV-BOQ-3001</w:t>
             </w:r>
           </w:p>
         </w:tc>
@@ -861,7 +1876,7 @@
           </w:tcPr>
           <w:p>
             <w:r>
-              <w:t>Mechanical Engineer</w:t>
+              <w:t>HVAC Engineer</w:t>
             </w:r>
           </w:p>
         </w:tc>
@@ -871,7 +1886,7 @@
           </w:tcPr>
           <w:p>
             <w:r>
-              <w:t>2026-07-25</w:t>
+              <w:t>2026-06-27</w:t>
             </w:r>
           </w:p>
         </w:tc>
@@ -881,95 +1896,7 @@
           </w:tcPr>
           <w:p>
             <w:r>
-              <w:t>Equipment Bid Tabulations</w:t>
-            </w:r>
-          </w:p>
-        </w:tc>
-      </w:tr>
-    </w:tbl>
-    <w:p>
-      <w:pPr>
-        <w:pStyle w:val="Heading2"/>
-      </w:pPr>
-      <w:r>
-        <w:t>5.0 Risk Management</w:t>
-      </w:r>
-    </w:p>
-    <w:p>
-      <w:r>
-        <w:t>As of the date of issue, there are no active risk flags identified that are currently impacting the overall project schedule or the timely delivery of the listed documents. The project team will continue to monitor potential risks and implement mitigation strategies as required.</w:t>
-      </w:r>
-    </w:p>
-    <w:p>
-      <w:pPr>
-        <w:pStyle w:val="Heading2"/>
-      </w:pPr>
-      <w:r>
-        <w:t>6.0 Approvals</w:t>
-      </w:r>
-    </w:p>
-    <w:tbl>
-      <w:tblPr>
-        <w:tblStyle w:val="TableGrid"/>
-        <w:tblW w:type="auto" w:w="0"/>
-        <w:tblLook w:firstColumn="1" w:firstRow="1" w:lastColumn="0" w:lastRow="0" w:noHBand="0" w:noVBand="1" w:val="04A0"/>
-      </w:tblPr>
-      <w:tblGrid>
-        <w:gridCol w:w="2160"/>
-        <w:gridCol w:w="2160"/>
-        <w:gridCol w:w="2160"/>
-        <w:gridCol w:w="2160"/>
-      </w:tblGrid>
-      <w:tr>
-        <w:tc>
-          <w:tcPr>
-            <w:tcW w:type="dxa" w:w="2160"/>
-          </w:tcPr>
-          <w:p>
-            <w:r>
-              <w:rPr>
-                <w:b/>
-              </w:rPr>
-              <w:t>Role</w:t>
-            </w:r>
-          </w:p>
-        </w:tc>
-        <w:tc>
-          <w:tcPr>
-            <w:tcW w:type="dxa" w:w="2160"/>
-          </w:tcPr>
-          <w:p>
-            <w:r>
-              <w:rPr>
-                <w:b/>
-              </w:rPr>
-              <w:t>Name (Print)</w:t>
-            </w:r>
-          </w:p>
-        </w:tc>
-        <w:tc>
-          <w:tcPr>
-            <w:tcW w:type="dxa" w:w="2160"/>
-          </w:tcPr>
-          <w:p>
-            <w:r>
-              <w:rPr>
-                <w:b/>
-              </w:rPr>
-              <w:t>Signature</w:t>
-            </w:r>
-          </w:p>
-        </w:tc>
-        <w:tc>
-          <w:tcPr>
-            <w:tcW w:type="dxa" w:w="2160"/>
-          </w:tcPr>
-          <w:p>
-            <w:r>
-              <w:rPr>
-                <w:b/>
-              </w:rPr>
-              <w:t>Date</w:t>
+              <w:t>HVAC Bill Of Quantity</w:t>
             </w:r>
           </w:p>
         </w:tc>
@@ -981,7 +1908,7 @@
           </w:tcPr>
           <w:p>
             <w:r>
-              <w:t>Project Manager</w:t>
+              <w:t>PRJ.23026-PL-BOQ-7001</w:t>
             </w:r>
           </w:p>
         </w:tc>
@@ -991,7 +1918,7 @@
           </w:tcPr>
           <w:p>
             <w:r>
-              <w:t>[Your Name]</w:t>
+              <w:t>Plumbing Engineer</w:t>
             </w:r>
           </w:p>
         </w:tc>
@@ -1000,7 +1927,9 @@
             <w:tcW w:type="dxa" w:w="2160"/>
           </w:tcPr>
           <w:p>
-            <w:r/>
+            <w:r>
+              <w:t>2026-06-27</w:t>
+            </w:r>
           </w:p>
         </w:tc>
         <w:tc>
@@ -1009,12 +1938,269 @@
           </w:tcPr>
           <w:p>
             <w:r>
-              <w:t>2026-03-28</w:t>
+              <w:t>Plumbing Bill Of Quantity</w:t>
+            </w:r>
+          </w:p>
+        </w:tc>
+      </w:tr>
+      <w:tr>
+        <w:tc>
+          <w:tcPr>
+            <w:tcW w:type="dxa" w:w="2160"/>
+          </w:tcPr>
+          <w:p>
+            <w:r>
+              <w:t>PRJ.23026-FF-BOQ-4001</w:t>
+            </w:r>
+          </w:p>
+        </w:tc>
+        <w:tc>
+          <w:tcPr>
+            <w:tcW w:type="dxa" w:w="2160"/>
+          </w:tcPr>
+          <w:p>
+            <w:r>
+              <w:t>Fire Fighting Eng.</w:t>
+            </w:r>
+          </w:p>
+        </w:tc>
+        <w:tc>
+          <w:tcPr>
+            <w:tcW w:type="dxa" w:w="2160"/>
+          </w:tcPr>
+          <w:p>
+            <w:r>
+              <w:t>2026-06-27</w:t>
+            </w:r>
+          </w:p>
+        </w:tc>
+        <w:tc>
+          <w:tcPr>
+            <w:tcW w:type="dxa" w:w="2160"/>
+          </w:tcPr>
+          <w:p>
+            <w:r>
+              <w:t>Fire Fighting Bill Of Quantity</w:t>
+            </w:r>
+          </w:p>
+        </w:tc>
+      </w:tr>
+      <w:tr>
+        <w:tc>
+          <w:tcPr>
+            <w:tcW w:type="dxa" w:w="2160"/>
+          </w:tcPr>
+          <w:p>
+            <w:r>
+              <w:t>PRJ.23026-LC-BOQ-6001</w:t>
+            </w:r>
+          </w:p>
+        </w:tc>
+        <w:tc>
+          <w:tcPr>
+            <w:tcW w:type="dxa" w:w="2160"/>
+          </w:tcPr>
+          <w:p>
+            <w:r>
+              <w:t>Low Current Engineer</w:t>
+            </w:r>
+          </w:p>
+        </w:tc>
+        <w:tc>
+          <w:tcPr>
+            <w:tcW w:type="dxa" w:w="2160"/>
+          </w:tcPr>
+          <w:p>
+            <w:r>
+              <w:t>2026-06-27</w:t>
+            </w:r>
+          </w:p>
+        </w:tc>
+        <w:tc>
+          <w:tcPr>
+            <w:tcW w:type="dxa" w:w="2160"/>
+          </w:tcPr>
+          <w:p>
+            <w:r>
+              <w:t>Low Current Bill Of Quantity</w:t>
+            </w:r>
+          </w:p>
+        </w:tc>
+      </w:tr>
+      <w:tr>
+        <w:tc>
+          <w:tcPr>
+            <w:tcW w:type="dxa" w:w="2160"/>
+          </w:tcPr>
+          <w:p>
+            <w:r>
+              <w:t>PRJ.23026-EL-DGN-5001</w:t>
+            </w:r>
+          </w:p>
+        </w:tc>
+        <w:tc>
+          <w:tcPr>
+            <w:tcW w:type="dxa" w:w="2160"/>
+          </w:tcPr>
+          <w:p>
+            <w:r>
+              <w:t>Electrical Engineer</w:t>
+            </w:r>
+          </w:p>
+        </w:tc>
+        <w:tc>
+          <w:tcPr>
+            <w:tcW w:type="dxa" w:w="2160"/>
+          </w:tcPr>
+          <w:p>
+            <w:r>
+              <w:t>2026-06-27</w:t>
+            </w:r>
+          </w:p>
+        </w:tc>
+        <w:tc>
+          <w:tcPr>
+            <w:tcW w:type="dxa" w:w="2160"/>
+          </w:tcPr>
+          <w:p>
+            <w:r>
+              <w:t>Electrical Drawing General Notes</w:t>
+            </w:r>
+          </w:p>
+        </w:tc>
+      </w:tr>
+      <w:tr>
+        <w:tc>
+          <w:tcPr>
+            <w:tcW w:type="dxa" w:w="2160"/>
+          </w:tcPr>
+          <w:p>
+            <w:r>
+              <w:t>PRJ.23026-ST-CRS-9001</w:t>
+            </w:r>
+          </w:p>
+        </w:tc>
+        <w:tc>
+          <w:tcPr>
+            <w:tcW w:type="dxa" w:w="2160"/>
+          </w:tcPr>
+          <w:p>
+            <w:r>
+              <w:t>Structural Engineer</w:t>
+            </w:r>
+          </w:p>
+        </w:tc>
+        <w:tc>
+          <w:tcPr>
+            <w:tcW w:type="dxa" w:w="2160"/>
+          </w:tcPr>
+          <w:p>
+            <w:r>
+              <w:t>2026-07-04</w:t>
+            </w:r>
+          </w:p>
+        </w:tc>
+        <w:tc>
+          <w:tcPr>
+            <w:tcW w:type="dxa" w:w="2160"/>
+          </w:tcPr>
+          <w:p>
+            <w:r>
+              <w:t>Structural Comment Response Sheet</w:t>
+            </w:r>
+          </w:p>
+        </w:tc>
+      </w:tr>
+      <w:tr>
+        <w:tc>
+          <w:tcPr>
+            <w:tcW w:type="dxa" w:w="2160"/>
+          </w:tcPr>
+          <w:p>
+            <w:r>
+              <w:t>Project End Date</w:t>
+            </w:r>
+          </w:p>
+        </w:tc>
+        <w:tc>
+          <w:tcPr>
+            <w:tcW w:type="dxa" w:w="2160"/>
+          </w:tcPr>
+          <w:p>
+            <w:r>
+              <w:t>PM</w:t>
+            </w:r>
+          </w:p>
+        </w:tc>
+        <w:tc>
+          <w:tcPr>
+            <w:tcW w:type="dxa" w:w="2160"/>
+          </w:tcPr>
+          <w:p>
+            <w:r>
+              <w:t>2026-08-01</w:t>
+            </w:r>
+          </w:p>
+        </w:tc>
+        <w:tc>
+          <w:tcPr>
+            <w:tcW w:type="dxa" w:w="2160"/>
+          </w:tcPr>
+          <w:p>
+            <w:r>
+              <w:t>Project Completion</w:t>
             </w:r>
           </w:p>
         </w:tc>
       </w:tr>
     </w:tbl>
+    <w:p>
+      <w:pPr>
+        <w:pStyle w:val="Heading2"/>
+      </w:pPr>
+      <w:r>
+        <w:t>4. Risk Considerations</w:t>
+      </w:r>
+    </w:p>
+    <w:p>
+      <w:r>
+        <w:t>The project schedule has been developed with due consideration for the identified risk flags:</w:t>
+      </w:r>
+    </w:p>
+    <w:p>
+      <w:pPr>
+        <w:pStyle w:val="ListBullet"/>
+      </w:pPr>
+      <w:r>
+        <w:t xml:space="preserve">  Medium Voltage Intake &amp; Standby Power Required: These risks highlight the complexity of the electrical design. The schedule incorporates dedicated deliverables for electrical calculations, single line diagrams, and detailed power system layouts, ensuring sufficient time for coordination with utility providers and integration of standby power solutions.</w:t>
+      </w:r>
+    </w:p>
+    <w:p>
+      <w:pPr>
+        <w:pStyle w:val="ListBullet"/>
+      </w:pPr>
+      <w:r>
+        <w:t xml:space="preserve">  High-Rise &amp; Deep Basement: These factors significantly impact structural, fire fighting, and MEP designs. The schedule allocates ample time for detailed structural calculations, Revit model development (LOD 350), comprehensive fire safety reports (e.g., Fire Sprinkler Report, CO2 calculations), and intricate system layouts for HVAC, plumbing, and low current systems, recognizing the increased coordination and design iterations required for such complex structures. The Structural Comment Response Sheet milestone is crucial for addressing feedback on these critical elements.</w:t>
+      </w:r>
+    </w:p>
+    <w:p>
+      <w:r>
+        <w:t>Continuous monitoring and proactive risk mitigation strategies will be employed to ensure these potential challenges do not adversely impact the project timeline.</w:t>
+      </w:r>
+    </w:p>
+    <w:p>
+      <w:pPr>
+        <w:pStyle w:val="Heading2"/>
+      </w:pPr>
+      <w:r>
+        <w:t>5. Conclusion</w:t>
+      </w:r>
+    </w:p>
+    <w:p>
+      <w:r>
+        <w:t>This Project Schedule provides a clear roadmap for the Y-Office Tower project, detailing the critical milestones and their respective due dates. Adherence to this schedule, coupled with diligent project management and inter-disciplinary coordination, is paramount to achieving successful project delivery by the target end date of 2026-08-01. The Project Management Team is committed to facilitating the timely completion of all deliverables and managing any deviations effectively.</w:t>
+      </w:r>
+    </w:p>
     <w:sectPr>
       <w:pgSz w:w="12240" w:h="15840"/>
       <w:pgMar w:top="1440" w:right="1800" w:bottom="1440" w:left="1800" w:header="720" w:footer="720" w:gutter="0"/>
